--- a/Commands that I have used for step 3.docx
+++ b/Commands that I have used for step 3.docx
@@ -14,23 +14,25 @@
         </w:rPr>
         <w:t>Commands that I have used to make it run:</w:t>
       </w:r>
-      <w:r>
-        <w:rPr>
-          <w:lang w:val="en-US"/>
-        </w:rPr>
-        <w:br/>
-      </w:r>
-      <w:r>
-        <w:rPr>
-          <w:lang w:val="en-US"/>
-        </w:rPr>
-        <w:br/>
-      </w:r>
-      <w:r>
-        <w:rPr>
-          <w:lang w:val="en-US"/>
-        </w:rPr>
-        <w:t># To deploy to Azure</w:t>
+    </w:p>
+    <w:p>
+      <w:pPr>
+        <w:rPr>
+          <w:lang w:val="en-US"/>
+        </w:rPr>
+      </w:pPr>
+    </w:p>
+    <w:p>
+      <w:pPr>
+        <w:rPr>
+          <w:lang w:val="en-US"/>
+        </w:rPr>
+      </w:pPr>
+      <w:r>
+        <w:rPr>
+          <w:lang w:val="en-US"/>
+        </w:rPr>
+        <w:t># To tag the docker images and upload to the hub</w:t>
       </w:r>
     </w:p>
     <w:p>
@@ -48,17 +50,286 @@
         <w:rPr>
           <w:lang w:val="en-US"/>
         </w:rPr>
-        <w:t>az webapp create --resource-group rsg-F29DS --plan myAppServicePlan --name rd2055-lab2-q2-mca --multicontainer-config-type compose --multicontainer-config-file docker-compose.yaml</w:t>
+        <w:t>docker tag meal-picker-</w:t>
+      </w:r>
+      <w:proofErr w:type="spellStart"/>
+      <w:r>
+        <w:rPr>
+          <w:lang w:val="en-US"/>
+        </w:rPr>
+        <w:t>db</w:t>
+      </w:r>
+      <w:proofErr w:type="spellEnd"/>
+      <w:r>
+        <w:rPr>
+          <w:lang w:val="en-US"/>
+        </w:rPr>
+        <w:t xml:space="preserve">-frontend </w:t>
+      </w:r>
+      <w:proofErr w:type="spellStart"/>
+      <w:r>
+        <w:rPr>
+          <w:lang w:val="en-US"/>
+        </w:rPr>
+        <w:t>jefna</w:t>
+      </w:r>
+      <w:proofErr w:type="spellEnd"/>
+      <w:r>
+        <w:rPr>
+          <w:lang w:val="en-US"/>
+        </w:rPr>
+        <w:t>/meal-picker-db-frontend:1.0</w:t>
       </w:r>
     </w:p>
     <w:p>
       <w:pPr>
-        <w:rPr>
-          <w:lang w:val="en-US"/>
-        </w:rPr>
-      </w:pPr>
-      <w:r>
-        <w:rPr>
+        <w:pStyle w:val="ListParagraph"/>
+        <w:numPr>
+          <w:ilvl w:val="0"/>
+          <w:numId w:val="1"/>
+        </w:numPr>
+        <w:rPr>
+          <w:lang w:val="en-US"/>
+        </w:rPr>
+      </w:pPr>
+      <w:r>
+        <w:rPr>
+          <w:lang w:val="en-US"/>
+        </w:rPr>
+        <w:t>docker tag meal-picker-</w:t>
+      </w:r>
+      <w:proofErr w:type="spellStart"/>
+      <w:r>
+        <w:rPr>
+          <w:lang w:val="en-US"/>
+        </w:rPr>
+        <w:t>db</w:t>
+      </w:r>
+      <w:proofErr w:type="spellEnd"/>
+      <w:r>
+        <w:rPr>
+          <w:lang w:val="en-US"/>
+        </w:rPr>
+        <w:t>-</w:t>
+      </w:r>
+      <w:r>
+        <w:rPr>
+          <w:lang w:val="en-US"/>
+        </w:rPr>
+        <w:t>backend</w:t>
+      </w:r>
+      <w:r>
+        <w:rPr>
+          <w:lang w:val="en-US"/>
+        </w:rPr>
+        <w:t xml:space="preserve"> </w:t>
+      </w:r>
+      <w:proofErr w:type="spellStart"/>
+      <w:r>
+        <w:rPr>
+          <w:lang w:val="en-US"/>
+        </w:rPr>
+        <w:t>jefna</w:t>
+      </w:r>
+      <w:proofErr w:type="spellEnd"/>
+      <w:r>
+        <w:rPr>
+          <w:lang w:val="en-US"/>
+        </w:rPr>
+        <w:t>/meal-picker-db-</w:t>
+      </w:r>
+      <w:r>
+        <w:rPr>
+          <w:lang w:val="en-US"/>
+        </w:rPr>
+        <w:t>backend</w:t>
+      </w:r>
+      <w:r>
+        <w:rPr>
+          <w:lang w:val="en-US"/>
+        </w:rPr>
+        <w:t>:1.0</w:t>
+      </w:r>
+    </w:p>
+    <w:p>
+      <w:pPr>
+        <w:pStyle w:val="ListParagraph"/>
+        <w:numPr>
+          <w:ilvl w:val="0"/>
+          <w:numId w:val="1"/>
+        </w:numPr>
+        <w:rPr>
+          <w:lang w:val="en-US"/>
+        </w:rPr>
+      </w:pPr>
+      <w:r>
+        <w:rPr>
+          <w:lang w:val="en-US"/>
+        </w:rPr>
+        <w:t xml:space="preserve">docker push </w:t>
+      </w:r>
+      <w:proofErr w:type="spellStart"/>
+      <w:r>
+        <w:rPr>
+          <w:lang w:val="en-US"/>
+        </w:rPr>
+        <w:t>jefna</w:t>
+      </w:r>
+      <w:proofErr w:type="spellEnd"/>
+      <w:r>
+        <w:rPr>
+          <w:lang w:val="en-US"/>
+        </w:rPr>
+        <w:t>/meal-picker-db-frontend:1.0</w:t>
+      </w:r>
+    </w:p>
+    <w:p>
+      <w:pPr>
+        <w:pStyle w:val="ListParagraph"/>
+        <w:numPr>
+          <w:ilvl w:val="0"/>
+          <w:numId w:val="1"/>
+        </w:numPr>
+        <w:rPr>
+          <w:lang w:val="en-US"/>
+        </w:rPr>
+      </w:pPr>
+      <w:r>
+        <w:rPr>
+          <w:lang w:val="en-US"/>
+        </w:rPr>
+        <w:t xml:space="preserve">docker push </w:t>
+      </w:r>
+      <w:proofErr w:type="spellStart"/>
+      <w:r>
+        <w:rPr>
+          <w:lang w:val="en-US"/>
+        </w:rPr>
+        <w:t>jefna</w:t>
+      </w:r>
+      <w:proofErr w:type="spellEnd"/>
+      <w:r>
+        <w:rPr>
+          <w:lang w:val="en-US"/>
+        </w:rPr>
+        <w:t>/meal-picker-db-</w:t>
+      </w:r>
+      <w:r>
+        <w:rPr>
+          <w:lang w:val="en-US"/>
+        </w:rPr>
+        <w:t>backend</w:t>
+      </w:r>
+      <w:r>
+        <w:rPr>
+          <w:lang w:val="en-US"/>
+        </w:rPr>
+        <w:t>:1.0</w:t>
+      </w:r>
+      <w:r>
+        <w:rPr>
+          <w:lang w:val="en-US"/>
+        </w:rPr>
+        <w:br/>
+      </w:r>
+      <w:r>
+        <w:rPr>
+          <w:lang w:val="en-US"/>
+        </w:rPr>
+        <w:br/>
+      </w:r>
+      <w:r>
+        <w:rPr>
+          <w:lang w:val="en-US"/>
+        </w:rPr>
+        <w:t># To deploy to Azure</w:t>
+      </w:r>
+    </w:p>
+    <w:p>
+      <w:pPr>
+        <w:pStyle w:val="ListParagraph"/>
+        <w:numPr>
+          <w:ilvl w:val="0"/>
+          <w:numId w:val="1"/>
+        </w:numPr>
+        <w:rPr>
+          <w:lang w:val="en-US"/>
+        </w:rPr>
+      </w:pPr>
+      <w:proofErr w:type="spellStart"/>
+      <w:r>
+        <w:rPr>
+          <w:lang w:val="en-US"/>
+        </w:rPr>
+        <w:t>az</w:t>
+      </w:r>
+      <w:proofErr w:type="spellEnd"/>
+      <w:r>
+        <w:rPr>
+          <w:lang w:val="en-US"/>
+        </w:rPr>
+        <w:t xml:space="preserve"> webapp create --resource-group rsg-F29DS --plan </w:t>
+      </w:r>
+      <w:proofErr w:type="spellStart"/>
+      <w:r>
+        <w:rPr>
+          <w:lang w:val="en-US"/>
+        </w:rPr>
+        <w:t>myAppServicePlan</w:t>
+      </w:r>
+      <w:proofErr w:type="spellEnd"/>
+      <w:r>
+        <w:rPr>
+          <w:lang w:val="en-US"/>
+        </w:rPr>
+        <w:t xml:space="preserve"> --name rd2055-lab2-q2-mca --</w:t>
+      </w:r>
+      <w:proofErr w:type="spellStart"/>
+      <w:r>
+        <w:rPr>
+          <w:lang w:val="en-US"/>
+        </w:rPr>
+        <w:t>multicontainer</w:t>
+      </w:r>
+      <w:proofErr w:type="spellEnd"/>
+      <w:r>
+        <w:rPr>
+          <w:lang w:val="en-US"/>
+        </w:rPr>
+        <w:t>-config-type compose --</w:t>
+      </w:r>
+      <w:proofErr w:type="spellStart"/>
+      <w:r>
+        <w:rPr>
+          <w:lang w:val="en-US"/>
+        </w:rPr>
+        <w:t>multicontainer</w:t>
+      </w:r>
+      <w:proofErr w:type="spellEnd"/>
+      <w:r>
+        <w:rPr>
+          <w:lang w:val="en-US"/>
+        </w:rPr>
+        <w:t>-config-file docker-</w:t>
+      </w:r>
+      <w:proofErr w:type="spellStart"/>
+      <w:r>
+        <w:rPr>
+          <w:lang w:val="en-US"/>
+        </w:rPr>
+        <w:t>compose.yaml</w:t>
+      </w:r>
+      <w:proofErr w:type="spellEnd"/>
+    </w:p>
+    <w:p>
+      <w:pPr>
+        <w:rPr>
+          <w:lang w:val="en-US"/>
+        </w:rPr>
+      </w:pPr>
+      <w:r>
+        <w:rPr>
+          <w:noProof/>
           <w:lang w:val="en-US"/>
         </w:rPr>
         <w:drawing>
@@ -106,8 +377,10 @@
       </w:pPr>
       <w:r>
         <w:rPr>
-          <w:lang w:val="en-US"/>
-        </w:rPr>
+          <w:noProof/>
+          <w:lang w:val="en-US"/>
+        </w:rPr>
+        <w:lastRenderedPageBreak/>
         <w:drawing>
           <wp:inline distT="0" distB="0" distL="0" distR="0" wp14:anchorId="6348B3AC" wp14:editId="0C672FFC">
             <wp:extent cx="5731510" cy="2420620"/>
